--- a/reference-documents/Curant_Persona_Reference.docx
+++ b/reference-documents/Curant_Persona_Reference.docx
@@ -227,7 +227,7 @@
                 <w:sz w:val="18"/>
                 <w:szCs w:val="18"/>
               </w:rPr>
-              <w:t xml:space="preserve">Reed
+              <w:t xml:space="preserve">Aaron
 (built in, no add-on)</w:t>
             </w:r>
           </w:p>
@@ -878,7 +878,7 @@
                 <w:sz w:val="18"/>
                 <w:szCs w:val="18"/>
               </w:rPr>
-              <w:t xml:space="preserve">Home only</w:t>
+              <w:t xml:space="preserve">Home and Cloud</w:t>
             </w:r>
           </w:p>
         </w:tc>
@@ -1441,7 +1441,7 @@
           <w:sz w:val="20"/>
           <w:szCs w:val="20"/>
         </w:rPr>
-        <w:t xml:space="preserve">Real phone calls via Vapi. Works for whichever persona is active, each with its own distinct ElevenLabs voice — including Reed.</w:t>
+        <w:t xml:space="preserve">Real phone calls via Vapi. Works for whichever persona is active, each with its own distinct ElevenLabs voice — including Aaron.</w:t>
       </w:r>
     </w:p>
     <w:p>
@@ -1553,7 +1553,7 @@
           <w:sz w:val="20"/>
           <w:szCs w:val="20"/>
         </w:rPr>
-        <w:t xml:space="preserve">Reed's grading calibration. </w:t>
+        <w:t xml:space="preserve">Aaron's grading calibration. </w:t>
       </w:r>
       <w:r>
         <w:rPr>
@@ -1562,7 +1562,7 @@
           <w:sz w:val="20"/>
           <w:szCs w:val="20"/>
         </w:rPr>
-        <w:t xml:space="preserve">The entire calibration system — storage, spread-checking, correction feedback loop — is Home-only. Reed exists as a persona in Cloud (tone only), but without his core feature.</w:t>
+        <w:t xml:space="preserve">The entire calibration system — storage, spread-checking, correction feedback loop — was ported to Cloud with per-customer isolation, so this bullet is now historical: as of the current codebase, Aaron has his full grading calibration feature set on both Home and Cloud.</w:t>
       </w:r>
     </w:p>
     <w:p>
